--- a/RajeshKarthik Resume 2026.docx
+++ b/RajeshKarthik Resume 2026.docx
@@ -25,24 +25,27 @@
       <w:r>
         <w:rPr>
           <w:color w:val="003366"/>
+          <w:sz w:val="20"/>
+          <w:szCs w:val="20"/>
+        </w:rPr>
+        <w:t>Technology Delivery &amp; Transformation Leader | IT Program &amp; PMO Leadership | SAP S/4HANA, Cloud, AI &amp; IoT</w:t>
+      </w:r>
+      <w:r>
+        <w:rPr>
+          <w:color w:val="003366"/>
           <w:sz w:val="24"/>
         </w:rPr>
-        <w:t xml:space="preserve">Senior IT Program Manager | Agile Transformation Leader | Digital Transformation Specialist </w:t>
-      </w:r>
-      <w:r>
-        <w:t xml:space="preserve">Singapore | +65 </w:t>
-      </w:r>
-      <w:r>
-        <w:t>9116</w:t>
-      </w:r>
-      <w:r>
         <w:t xml:space="preserve"> </w:t>
       </w:r>
       <w:r>
-        <w:t>2719</w:t>
-      </w:r>
-      <w:r>
-        <w:t xml:space="preserve"> | </w:t>
+        <w:rPr>
+          <w:color w:val="003366"/>
+          <w:sz w:val="24"/>
+        </w:rPr>
+        <w:br/>
+      </w:r>
+      <w:r>
+        <w:t xml:space="preserve">Singapore | +65 9116 2719 | </w:t>
       </w:r>
       <w:hyperlink r:id="rId5" w:history="1">
         <w:r>
@@ -57,6 +60,9 @@
       </w:r>
       <w:hyperlink r:id="rId6">
         <w:r>
+          <w:rPr>
+            <w:u w:val="single"/>
+          </w:rPr>
           <w:t>LinkedIn</w:t>
         </w:r>
       </w:hyperlink>
@@ -181,13 +187,7 @@
         <w:ind w:left="-5"/>
       </w:pPr>
       <w:r>
-        <w:t xml:space="preserve">Senior IT Program Manager with 24+ years of experience leading large-scale global digital transformation and enterprise IT programs across SAP S/4HANA, </w:t>
-      </w:r>
-      <w:r>
-        <w:t xml:space="preserve">GenAI, </w:t>
-      </w:r>
-      <w:r>
-        <w:t>Cloud, IoT, Big Data, and IT Security domains. Proven expertise in portfolio and program management, agile and SAFe transformations, and delivery of multi-million-dollar initiatives with measurable business outcomes. Strong track record managing multi-vendor, multi-cultural global teams and driving organizational change aligned with business strategy.</w:t>
+        <w:t>Technology Delivery &amp; Transformation Leader with 24+ years of experience owning the delivery of large, complex IT programs and driving organizational and technology change across SAP S/4HANA, GenAI/AI, Cloud, IoT, Big Data, and IT Security. Combines program and PMO leadership (governance, portfolio, vendor, budget, and risk management) with hands-on depth in architecture, system integration, and implementation, guiding engineering teams from solution design to production. Backed by a Ph.D. in Industrial IoT and a B.E. in Computer Science, with a proven record of delivering multi-million-dollar initiatives across multi-vendor, multi-cultural global teams with measurable business outcomes.</w:t>
       </w:r>
     </w:p>
     <w:p>
@@ -203,22 +203,7 @@
         <w:t>Target Roles</w:t>
       </w:r>
       <w:r>
-        <w:t>: Senior IT Program Manage</w:t>
-      </w:r>
-      <w:r>
-        <w:t xml:space="preserve">r, </w:t>
-      </w:r>
-      <w:r>
-        <w:t>Project Director - Digital Transformation Lead - Head of Agile Transformation</w:t>
-      </w:r>
-      <w:r>
-        <w:t xml:space="preserve"> </w:t>
-      </w:r>
-      <w:r>
-        <w:t>PMO / Portfolio Lead</w:t>
-      </w:r>
-      <w:r>
-        <w:t>, Product Manager</w:t>
+        <w:t>: Head of Digital Delivery | Director of Technology Delivery | Head of Transformation | Technology Delivery &amp; Transformation Leader | Head of PMO / Portfolio Lead | Senior Technical Program Director | Digital Transformation Lead</w:t>
       </w:r>
     </w:p>
     <w:p>
@@ -313,8 +298,8 @@
           </mc:Choice>
           <mc:Fallback>
             <w:pict>
-              <v:group w14:anchorId="1D4A84CE" id="Group 1379827916" o:spid="_x0000_s1026" style="width:487.3pt;height:.4pt;mso-position-horizontal-relative:char;mso-position-vertical-relative:line" coordsize="61884,50" o:gfxdata="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">
-                <v:shape id="Shape 10" o:spid="_x0000_s1027" style="position:absolute;width:61884;height:0;visibility:visible;mso-wrap-style:square;v-text-anchor:top" coordsize="6188405,0" o:gfxdata="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" path="m,l6188405,e" filled="f" strokecolor="#036" strokeweight=".14042mm">
+              <v:group w14:anchorId="1D4A84CE" id="Group 1379827916" o:spid="_x0000_s1026" style="width:487.3pt;height:.4pt;mso-position-horizontal-relative:char;mso-position-vertical-relative:line" coordsize="61884,50" o:gfxdata="UEsDBBQABgAIAAAAIQC2gziS/gAAAOEBAAATAAAAW0NvbnRlbnRfVHlwZXNdLnhtbJSRQU7DMBBF 90jcwfIWJU67QAgl6YK0S0CoHGBkTxKLZGx5TGhvj5O2G0SRWNoz/78nu9wcxkFMGNg6quQqL6RA 0s5Y6ir5vt9lD1JwBDIwOMJKHpHlpr69KfdHjyxSmriSfYz+USnWPY7AufNIadK6MEJMx9ApD/oD OlTrorhX2lFEilmcO2RdNtjC5xDF9pCuTyYBB5bi6bQ4syoJ3g9WQ0ymaiLzg5KdCXlKLjvcW893 SUOqXwnz5DrgnHtJTxOsQfEKIT7DmDSUCaxw7Rqn8787ZsmRM9e2VmPeBN4uqYvTtW7jvijg9N/y JsXecLq0q+WD6m8AAAD//wMAUEsDBBQABgAIAAAAIQA4/SH/1gAAAJQBAAALAAAAX3JlbHMvLnJl bHOkkMFqwzAMhu+DvYPRfXGawxijTi+j0GvpHsDYimMaW0Yy2fr2M4PBMnrbUb/Q94l/f/hMi1qR JVI2sOt6UJgd+ZiDgffL8ekFlFSbvV0oo4EbChzGx4f9GRdb25HMsYhqlCwG5lrLq9biZkxWOiqY 22YiTra2kYMu1l1tQD30/bPm3wwYN0x18gb45AdQl1tp5j/sFB2T0FQ7R0nTNEV3j6o9feQzro1i OWA14Fm+Q8a1a8+Bvu/d/dMb2JY5uiPbhG/ktn4cqGU/er3pcvwCAAD//wMAUEsDBBQABgAIAAAA IQC6JVjKWgIAALAFAAAOAAAAZHJzL2Uyb0RvYy54bWykVE1v2zAMvQ/YfxB8X2ynjZsZSXpYt1yG rVi7H6DIkm1AX5CUOPn3o+iPZOnQQ3axKYl8fHyiuHo8KkkO3PnW6HWSz7KEcM1M1ep6nfx+/fZp mRAfqK6oNJqvkxP3yePm44dVZ0s+N42RFXcEQLQvO7tOmhBsmaaeNVxRPzOWazgUxikaYOnqtHK0 A3Ql03mWFWlnXGWdYdx72H3qD5MN4gvBWfgphOeByHUC3AJ+HX538ZtuVrSsHbVNywYa9AYWirYa kk5QTzRQsnftGyjVMme8EWHGjEqNEC3jWANUk2dX1Wyd2VuspS672k4ygbRXOt0My34cts6+2GcH SnS2Bi1wFWs5CqfiH1iSI0p2miTjx0AYbBb5cnmfLRLC4GyRLRa9oqwB2d8Esebre2HpmDL9i0hn oTX8uXr/f9W/NNRyFNWXUP2zI20Fnbssiodsnn++T4imCjoV/UiOLRIpgO8kky89KHaTRog3VUpL tvdhyw0KTQ/ffeg7shot2owWO+rRdNDX73a0pSHGRYbRJN35puKeMgf+avA0XN0SUDufSn3pNd31 2Abg23uAEdNsVoOBqcG+LE7qyAJbhDAKT11IGvDNqDbADJCtgmuYP2TZKJHUABil78VGK5wkj7yl /sUF3By0YI4g3tW7L9KRA40vPbu7K4rYikgRXGOMaKWcorJ/RUHufp9K29ABa4AZEiDkgBRBOQ6Z a1g2sOknDbxXmD3jvAFKUxDSMjpM8RqmJCa8qDaaO1Od8I2iIPAcUBocC8hoGGFx7lyu0es8aDd/ AAAA//8DAFBLAwQUAAYACAAAACEAKyn3udsAAAACAQAADwAAAGRycy9kb3ducmV2LnhtbEyPQWvC QBCF74X+h2UKvdVNtLU2zUZE2p5EUAvibcyOSTA7G7JrEv99t73Uy8DjPd77Jp0PphYdta6yrCAe RSCIc6srLhR87z6fZiCcR9ZYWyYFV3Iwz+7vUky07XlD3dYXIpSwS1BB6X2TSOnykgy6kW2Ig3ey rUEfZFtI3WIfyk0tx1E0lQYrDgslNrQsKT9vL0bBV4/9YhJ/dKvzaXk97F7W+1VMSj0+DIt3EJ4G /x+GX/yADllgOtoLaydqBeER/3eD9/b6PAVxVDADmaXyFj37AQAA//8DAFBLAQItABQABgAIAAAA IQC2gziS/gAAAOEBAAATAAAAAAAAAAAAAAAAAAAAAABbQ29udGVudF9UeXBlc10ueG1sUEsBAi0A FAAGAAgAAAAhADj9If/WAAAAlAEAAAsAAAAAAAAAAAAAAAAALwEAAF9yZWxzLy5yZWxzUEsBAi0A FAAGAAgAAAAhALolWMpaAgAAsAUAAA4AAAAAAAAAAAAAAAAALgIAAGRycy9lMm9Eb2MueG1sUEsB Ai0AFAAGAAgAAAAhACsp97nbAAAAAgEAAA8AAAAAAAAAAAAAAAAAtAQAAGRycy9kb3ducmV2Lnht bFBLBQYAAAAABAAEAPMAAAC8BQAAAAA= ">
+                <v:shape id="Shape 10" o:spid="_x0000_s1027" style="position:absolute;width:61884;height:0;visibility:visible;mso-wrap-style:square;v-text-anchor:top" coordsize="6188405,0" o:gfxdata="UEsDBBQABgAIAAAAIQDb4fbL7gAAAIUBAAATAAAAW0NvbnRlbnRfVHlwZXNdLnhtbHyQz07DMAyH 70i8Q+QralM4IITa7kDhCAiNB7ASt43WOlEcyvb2pNu4IODoPz9/n1xv9vOkForiPDdwXVagiI23 jocG3rdPxR0oScgWJ8/UwIEENu3lRb09BBKV0ywNjCmFe63FjDSjlD4Q50nv44wpl3HQAc0OB9I3 VXWrjedEnIq03oC27qjHjympx31un0wiTQLq4bS4shrAECZnMGVTvbD9QSnOhDInjzsyuiBXWQP0 r4R18jfgnHvJr4nOknrFmJ5xzhraRtHWf3Kkpfz/yGo5S+H73hkquyhdjr3R8m2lj09svwAAAP// AwBQSwMEFAAGAAgAAAAhAFr0LFu/AAAAFQEAAAsAAABfcmVscy8ucmVsc2zPwWrDMAwG4Ptg72B0 X5TuUMaI01uh19I+gLGVxCy2jGSy9e1nemrHjpL4P0nD4SetZiPRyNnCruvBUPYcYp4tXC/Htw8w Wl0ObuVMFm6kcBhfX4Yzra62kC6xqGlKVgtLreUTUf1CyWnHhXKbTCzJ1VbKjMX5LzcTvvf9HuXR gPHJNKdgQU5hB+ZyK23zHztFL6w81c5zQp6m6P9TMfB3PtPWFCczVQtB9N4U2rp2HOA44NMz4y8A AAD//wMAUEsDBBQABgAIAAAAIQBt/uWNzAAAAOMAAAAPAAAAZHJzL2Rvd25yZXYueG1sRI/dasJA EIXvC32HZYTelLqJlK1GVyliQS8K/j3AmJ0mqdnZmN1o+vZuodDLmXPmfGdmi97W4kqtrxxrSIcJ COLcmYoLDcfDx8sYhA/IBmvHpOGHPCzmjw8zzIy78Y6u+1CIGMI+Qw1lCE0mpc9LsuiHriGO2pdr LYY4toU0Ld5iuK3lKEmUtFhxJJTY0LKk/LzvbIR0Rm3W36vn06Fbqq0L6eeFUq2fBv37FESgPvyb /67XJtYfK/WWjNLJK/z+FBcg53cAAAD//wMAUEsBAi0AFAAGAAgAAAAhANvh9svuAAAAhQEAABMA AAAAAAAAAAAAAAAAAAAAAFtDb250ZW50X1R5cGVzXS54bWxQSwECLQAUAAYACAAAACEAWvQsW78A AAAVAQAACwAAAAAAAAAAAAAAAAAfAQAAX3JlbHMvLnJlbHNQSwECLQAUAAYACAAAACEAbf7ljcwA AADjAAAADwAAAAAAAAAAAAAAAAAHAgAAZHJzL2Rvd25yZXYueG1sUEsFBgAAAAADAAMAtwAAAAAD AAAAAA== " path="m,l6188405,e" filled="f" strokecolor="#036" strokeweight=".14042mm">
                   <v:stroke miterlimit="83231f" joinstyle="miter"/>
                   <v:path arrowok="t" textboxrect="0,0,6188405,0"/>
                 </v:shape>
@@ -336,16 +321,16 @@
         <w:ind w:hanging="270"/>
       </w:pPr>
       <w:r>
-        <w:t>Led enterprise-wide SAP S/4HANA transformation using agile delivery, reducing time-to-market</w:t>
-      </w:r>
-      <w:r>
-        <w:t xml:space="preserve"> </w:t>
-      </w:r>
-      <w:r>
-        <w:t>by approximately 25%</w:t>
-      </w:r>
-      <w:r>
-        <w:t>.</w:t>
+        <w:t>L</w:t>
+      </w:r>
+      <w:r>
+        <w:t xml:space="preserve">ed agile delivery of enterprise SAP S/4HANA Order-to-Cash transformation, </w:t>
+      </w:r>
+      <w:r>
+        <w:t>implemented Way-of-Working, R</w:t>
+      </w:r>
+      <w:r>
+        <w:t>educing time-to-market by approximately 25%.</w:t>
       </w:r>
     </w:p>
     <w:p>
@@ -359,10 +344,7 @@
         <w:ind w:hanging="270"/>
       </w:pPr>
       <w:r>
-        <w:t>Coached and stabilized 20+ agile teams, improving delivery predictability and stakeholder satisfaction</w:t>
-      </w:r>
-      <w:r>
-        <w:t>.</w:t>
+        <w:t>Coached and stabilized 20+ engineering teams on agile and DevOps practices, improving delivery predictability and stakeholder satisfaction.</w:t>
       </w:r>
     </w:p>
     <w:p>
@@ -376,16 +358,7 @@
         <w:ind w:hanging="270"/>
       </w:pPr>
       <w:r>
-        <w:t>Delivered global IT Security &amp; Compliance platform providing a single source of truth for asset</w:t>
-      </w:r>
-      <w:r>
-        <w:t xml:space="preserve"> </w:t>
-      </w:r>
-      <w:r>
-        <w:t>inventory</w:t>
-      </w:r>
-      <w:r>
-        <w:t>.</w:t>
+        <w:t>Delivered global IT Security &amp; Compliance platform built on Big Data, Cloud, and ML/GenAI, providing a single source of truth for asset inventory.</w:t>
       </w:r>
     </w:p>
     <w:p>
@@ -399,16 +372,7 @@
         <w:ind w:hanging="270"/>
       </w:pPr>
       <w:r>
-        <w:t>Directed ASEAN HR digital transformation, significantly reducing manual effort and improving</w:t>
-      </w:r>
-      <w:r>
-        <w:t xml:space="preserve"> </w:t>
-      </w:r>
-      <w:r>
-        <w:t>data quality</w:t>
-      </w:r>
-      <w:r>
-        <w:t>.</w:t>
+        <w:t>Directed ASEAN HR digital transformation, delivering a self-service portal with workflow automation that significantly reduced manual effort and improved data quality.</w:t>
       </w:r>
     </w:p>
     <w:p>
@@ -422,10 +386,21 @@
         <w:ind w:hanging="270"/>
       </w:pPr>
       <w:r>
-        <w:t>Successfully managed multi-million-dollar programs with distributed teams across Asia and Europe</w:t>
-      </w:r>
-      <w:r>
-        <w:t>.</w:t>
+        <w:t>Owned delivery of multi-million-dollar, multi-vendor IT programs with distributed engineering teams across Asia and Europe, covering scope, budget, risk, and governance.</w:t>
+      </w:r>
+    </w:p>
+    <w:p>
+      <w:pPr>
+        <w:pStyle w:val="ListParagraph"/>
+        <w:numPr>
+          <w:ilvl w:val="0"/>
+          <w:numId w:val="7"/>
+        </w:numPr>
+        <w:spacing w:after="200"/>
+        <w:ind w:hanging="270"/>
+      </w:pPr>
+      <w:r>
+        <w:t>Mentored project managers and agile practitioners and built an agile co-learning community, strengthening delivery and PMO practices across the organization.</w:t>
       </w:r>
     </w:p>
     <w:p>
@@ -540,10 +515,10 @@
           <w:b/>
           <w:bCs/>
         </w:rPr>
-        <w:t>Program &amp; Project Management</w:t>
-      </w:r>
-      <w:r>
-        <w:t>: Large-scale IT Programs | Multi-Vendor Coordination | Stakeholder Management | Budget &amp; Resource Planning | Risk Mitigation | Vendor Management</w:t>
+        <w:t>Program Delivery, PMO &amp; Governance</w:t>
+      </w:r>
+      <w:r>
+        <w:t>: Large-Scale IT Programs | Program &amp; Portfolio Management | PMO Setup &amp; Governance | Delivery Standards &amp; Reporting | Multi-Vendor Management | Budget &amp; Resource Planning | Risk &amp; Dependency Management | Executive Stakeholder Management</w:t>
       </w:r>
     </w:p>
     <w:p>
@@ -555,10 +530,18 @@
           <w:b/>
           <w:bCs/>
         </w:rPr>
-        <w:t>Digital Transformation</w:t>
-      </w:r>
-      <w:r>
-        <w:t>: SAP S/4HANA Implementation | Cloud Migration | Digital Process Automation | Legacy System Modernization | Enterprise Architecture</w:t>
+        <w:t>Technical Leadership &amp; Architecture</w:t>
+      </w:r>
+      <w:r>
+        <w:t xml:space="preserve">: Solution Architecture | Enterprise Architecture | Technical Design Reviews | System Integration | API &amp; Integration Design | Cloud-Native Design | Technical </w:t>
+      </w:r>
+      <w:proofErr w:type="spellStart"/>
+      <w:r>
+        <w:t>Roadmaps|Build-vs-Buy</w:t>
+      </w:r>
+      <w:proofErr w:type="spellEnd"/>
+      <w:r>
+        <w:t xml:space="preserve"> Evaluation</w:t>
       </w:r>
     </w:p>
     <w:p>
@@ -570,10 +553,33 @@
           <w:b/>
           <w:bCs/>
         </w:rPr>
-        <w:t>Agile Leadership</w:t>
-      </w:r>
-      <w:r>
-        <w:t>: Agile Coaching (20+ Teams) | Scrum Master Mentoring | SAFe Implementation | Agile Transformation | High-Performance Team Building</w:t>
+        <w:t>Digital Transformation</w:t>
+      </w:r>
+      <w:r>
+        <w:t>: Organizational Change Management | Transformation Roadmaps | SAP S/4HANA Implementation | Cloud Migration | Legacy System Modernization | Digital Process Automation | Industry 4.0</w:t>
+      </w:r>
+    </w:p>
+    <w:p>
+      <w:pPr>
+        <w:ind w:left="-5"/>
+      </w:pPr>
+      <w:r>
+        <w:rPr>
+          <w:b/>
+          <w:bCs/>
+        </w:rPr>
+        <w:t>Agile, DevOps &amp; Engineering Delivery</w:t>
+      </w:r>
+      <w:r>
+        <w:t xml:space="preserve">: Agile Coaching (20+ Teams) | </w:t>
+      </w:r>
+      <w:proofErr w:type="spellStart"/>
+      <w:r>
+        <w:t>SAFe</w:t>
+      </w:r>
+      <w:proofErr w:type="spellEnd"/>
+      <w:r>
+        <w:t xml:space="preserve"> Implementation | CI/CD &amp; Test Automation | DevOps Practices | Scrum Master Mentoring | High-Performance Team Building</w:t>
       </w:r>
     </w:p>
     <w:p>
@@ -589,7 +595,7 @@
         <w:t>Technology Domains</w:t>
       </w:r>
       <w:r>
-        <w:t>: Big Data Analytics | Cloud Platforms | IT Security &amp; Compliance | Data Privacy | IoT/IIoT Solutions | Product Development | DevOps</w:t>
+        <w:t>: Big Data Analytics | Machine Learning | GenAI / LLM Applications | Cloud Platforms | IoT/IIoT Solutions | IT Security &amp; Compliance | Data Privacy | Cyber Security</w:t>
       </w:r>
     </w:p>
     <w:p>
@@ -598,11 +604,13 @@
         <w:ind w:left="-5"/>
       </w:pPr>
       <w:r>
+        <w:lastRenderedPageBreak/>
         <w:t>PROFESSIONAL EXPERIENCE</w:t>
       </w:r>
     </w:p>
     <w:p>
       <w:pPr>
+        <w:keepNext/>
         <w:spacing w:after="143" w:line="259" w:lineRule="auto"/>
         <w:ind w:left="0" w:firstLine="0"/>
         <w:jc w:val="left"/>
@@ -723,7 +731,7 @@
         <w:rPr>
           <w:i/>
         </w:rPr>
-        <w:t xml:space="preserve">Senior Project Manager </w:t>
+        <w:t xml:space="preserve">Technology Delivery &amp; Transformation Leader (Senior Project Manager) </w:t>
       </w:r>
       <w:r>
         <w:t>| Dec 2018 – Present</w:t>
@@ -734,7 +742,7 @@
         <w:ind w:left="-5"/>
       </w:pPr>
       <w:r>
-        <w:t>Lead enterprise-wide digital transformation initiatives, agile coaching programs, and complex IT projects across security, compliance, IoT, and SAP domains. Manage multi-million dollar programs with global teams spanning multiple vendors and geographies.</w:t>
+        <w:t>Own end-to-end delivery and lead transformation of large, complex IT programs across SAP S/4HANA, cyber security, compliance, GenAI, IoT, and cloud domains. Combine program governance with hands-on architecture and integration decisions, leading multi-vendor, global engineering teams on multi-million-dollar programs.</w:t>
       </w:r>
     </w:p>
     <w:p>
@@ -759,8 +767,16 @@
       <w:pPr>
         <w:pStyle w:val="Heading2"/>
         <w:ind w:left="-5"/>
-      </w:pPr>
-      <w:r>
+        <w:rPr>
+          <w:b/>
+          <w:bCs/>
+        </w:rPr>
+      </w:pPr>
+      <w:r>
+        <w:rPr>
+          <w:b/>
+          <w:bCs/>
+        </w:rPr>
         <w:t>SAP S/4HANA Digital Transformation Program</w:t>
       </w:r>
     </w:p>
@@ -773,7 +789,7 @@
         <w:ind w:hanging="218"/>
       </w:pPr>
       <w:r>
-        <w:t>Served as Agile Coach for enterprise SAP S/4HANA design and build project supporting Order-toCash modules across global operations</w:t>
+        <w:t>Served as technical and agile lead for enterprise SAP S/4HANA design and build supporting Order-to-Cash modules across global operations; drove Fit-to-Standard workshops and solution design decisions with architects and vendors</w:t>
       </w:r>
     </w:p>
     <w:p>
@@ -785,7 +801,7 @@
         <w:ind w:hanging="218"/>
       </w:pPr>
       <w:r>
-        <w:t>Transformed waterfall-based SAP implementation to agile delivery model, enabling faster time-tomarket and improved stakeholder engagement</w:t>
+        <w:t>Transformed waterfall-based SAP implementation into an agile, sprint-based delivery model with iterative build-test cycles and test automation, enabling faster time-to-market and improved stakeholder engagement</w:t>
       </w:r>
     </w:p>
     <w:p>
@@ -797,8 +813,7 @@
         <w:ind w:hanging="218"/>
       </w:pPr>
       <w:r>
-        <w:lastRenderedPageBreak/>
-        <w:t>Facilitated cross-functional collaboration across IT, business units, and external vendors to ensure alignment with Industry 4.0 objectives</w:t>
+        <w:t>Aligned IT, business units, and external vendors on technical scope, interfaces, and data flows in support of Industry 4.0 objectives</w:t>
       </w:r>
     </w:p>
     <w:p>
@@ -811,15 +826,23 @@
         <w:ind w:hanging="218"/>
       </w:pPr>
       <w:r>
-        <w:t>Delivered modular, flexible S/4HANA architecture supporting business continuity and data-driven decision-making</w:t>
+        <w:t>Delivered modular, flexible S/4HANA architecture following clean-core principles and API-based integration, supporting business continuity and data-driven decision-making</w:t>
       </w:r>
     </w:p>
     <w:p>
       <w:pPr>
         <w:pStyle w:val="Heading2"/>
         <w:ind w:left="-5"/>
-      </w:pPr>
-      <w:r>
+        <w:rPr>
+          <w:b/>
+          <w:bCs/>
+        </w:rPr>
+      </w:pPr>
+      <w:r>
+        <w:rPr>
+          <w:b/>
+          <w:bCs/>
+        </w:rPr>
         <w:t>IT Security &amp; Compliance Program - Asset Inventory Solution</w:t>
       </w:r>
     </w:p>
@@ -832,25 +855,7 @@
         <w:ind w:hanging="218"/>
       </w:pPr>
       <w:r>
-        <w:t xml:space="preserve">Managed global IT security program developing centralized asset inventory database using </w:t>
-      </w:r>
-      <w:r>
-        <w:t>B</w:t>
-      </w:r>
-      <w:r>
-        <w:t xml:space="preserve">igdata, </w:t>
-      </w:r>
-      <w:r>
-        <w:t>C</w:t>
-      </w:r>
-      <w:r>
-        <w:t xml:space="preserve">loud, and </w:t>
-      </w:r>
-      <w:r>
-        <w:t>Gen</w:t>
-      </w:r>
-      <w:r>
-        <w:t>AI technologies</w:t>
+        <w:t>Led global IT security program architecting a centralized asset inventory platform on Big Data, Cloud, and GenAI technologies, ingesting data from multiple network and security sources</w:t>
       </w:r>
     </w:p>
     <w:p>
@@ -862,7 +867,7 @@
         <w:ind w:hanging="218"/>
       </w:pPr>
       <w:r>
-        <w:t>Created single source of truth for network-connected assets across organization, supporting cyber security threat detection and response</w:t>
+        <w:t>Created single source of truth for network-connected assets across the organization, enabling cyber security threat detection and response</w:t>
       </w:r>
     </w:p>
     <w:p>
@@ -874,7 +879,7 @@
         <w:ind w:hanging="218"/>
       </w:pPr>
       <w:r>
-        <w:t>Machine Learning based IT Asset detection for Enterprise Cyber Security.</w:t>
+        <w:t>Designed and deployed Machine Learning models for automated IT asset detection and classification, supporting Enterprise Cyber Security</w:t>
       </w:r>
     </w:p>
     <w:p>
@@ -886,7 +891,7 @@
         <w:ind w:hanging="218"/>
       </w:pPr>
       <w:r>
-        <w:t>Implemented organization-wide device inventory service for querying and storing assets, ensuring compliance with security guidelines</w:t>
+        <w:t>Implemented organization-wide device inventory service with REST APIs for querying and storing assets, ensuring compliance with security guidelines</w:t>
       </w:r>
     </w:p>
     <w:p>
@@ -899,15 +904,23 @@
         <w:ind w:hanging="218"/>
       </w:pPr>
       <w:r>
-        <w:t>Delivered solution strengthening cyber security posture and enabling proactive threat management</w:t>
+        <w:t>Delivered solution strengthening cyber security posture and enabling proactive threat management through data-driven asset visibility</w:t>
       </w:r>
     </w:p>
     <w:p>
       <w:pPr>
         <w:pStyle w:val="Heading2"/>
         <w:ind w:left="-5"/>
-      </w:pPr>
-      <w:r>
+        <w:rPr>
+          <w:b/>
+          <w:bCs/>
+        </w:rPr>
+      </w:pPr>
+      <w:r>
+        <w:rPr>
+          <w:b/>
+          <w:bCs/>
+        </w:rPr>
         <w:t>Product Compliance Management System (PCMS) Digitalization</w:t>
       </w:r>
     </w:p>
@@ -920,7 +933,7 @@
         <w:ind w:hanging="218"/>
       </w:pPr>
       <w:r>
-        <w:t>Led digitalization initiative creating single source of truth for product compliance across global Bosch entities</w:t>
+        <w:t>Led digitalization initiative building a single source of truth for product compliance across global Bosch entities, including data model and integration architecture</w:t>
       </w:r>
     </w:p>
     <w:p>
@@ -932,7 +945,7 @@
         <w:ind w:hanging="218"/>
       </w:pPr>
       <w:r>
-        <w:t>Implemented GenAI based Dashboards for Board of Management on Compliance Programs across Enterprise.</w:t>
+        <w:t>Implemented GenAI-based dashboards for Board of Management on compliance programs across the enterprise, combining LLM capabilities with governed enterprise data</w:t>
       </w:r>
     </w:p>
     <w:p>
@@ -944,7 +957,7 @@
         <w:ind w:hanging="218"/>
       </w:pPr>
       <w:r>
-        <w:t>Implemented systematic compliance reporting tool preventing compliance issues at scale</w:t>
+        <w:t>Built automated compliance reporting tooling and data pipelines to identify and prevent compliance issues at scale</w:t>
       </w:r>
     </w:p>
     <w:p>
@@ -956,7 +969,7 @@
         <w:ind w:hanging="218"/>
       </w:pPr>
       <w:r>
-        <w:t>Ensured seamless integration with data sources while maintaining data protection and security guidelines</w:t>
+        <w:t>Ensured secure integration with source systems while maintaining data protection, access control, and security guidelines</w:t>
       </w:r>
     </w:p>
     <w:p>
@@ -976,8 +989,16 @@
       <w:pPr>
         <w:pStyle w:val="Heading2"/>
         <w:ind w:left="-5"/>
-      </w:pPr>
-      <w:r>
+        <w:rPr>
+          <w:b/>
+          <w:bCs/>
+        </w:rPr>
+      </w:pPr>
+      <w:r>
+        <w:rPr>
+          <w:b/>
+          <w:bCs/>
+        </w:rPr>
         <w:t>ASEAN HR Process Digital Transformation</w:t>
       </w:r>
     </w:p>
@@ -990,7 +1011,7 @@
         <w:ind w:hanging="218"/>
       </w:pPr>
       <w:r>
-        <w:t>Directed digitization and automation of HR processes across ASEAN region as part of digital transformation initiatives</w:t>
+        <w:t>Directed digitization and automation of HR processes across the ASEAN region, defining target architecture and integration with HR systems</w:t>
       </w:r>
     </w:p>
     <w:p>
@@ -1002,7 +1023,7 @@
         <w:ind w:hanging="218"/>
       </w:pPr>
       <w:r>
-        <w:t>Built high-performing purpose-driven team delivering self-service HR portal accessible via internet</w:t>
+        <w:t>Led cross-functional team delivering an internet-accessible self-service HR portal with workflow automation</w:t>
       </w:r>
     </w:p>
     <w:p>
@@ -1014,7 +1035,7 @@
         <w:ind w:hanging="218"/>
       </w:pPr>
       <w:r>
-        <w:t>Achieved significant reduction in manual efforts, improved data quality, enhanced UX, and standardized processes across ASEAN</w:t>
+        <w:t>Achieved significant reduction in manual effort, improved data quality, enhanced UX, and standardized processes across ASEAN</w:t>
       </w:r>
     </w:p>
     <w:p>
@@ -1027,16 +1048,41 @@
         <w:ind w:hanging="218"/>
       </w:pPr>
       <w:r>
-        <w:t>Demonstrated leadership in building autonomous teams focused on business value delivery</w:t>
+        <w:t>Built autonomous, high-performing engineering teams focused on business value delivery</w:t>
       </w:r>
     </w:p>
     <w:p>
       <w:pPr>
         <w:pStyle w:val="Heading2"/>
         <w:ind w:left="-5"/>
-      </w:pPr>
-      <w:r>
-        <w:t>IoT Development Environment Program (Mac@Bosch)</w:t>
+        <w:rPr>
+          <w:b/>
+          <w:bCs/>
+        </w:rPr>
+      </w:pPr>
+      <w:r>
+        <w:rPr>
+          <w:b/>
+          <w:bCs/>
+        </w:rPr>
+        <w:lastRenderedPageBreak/>
+        <w:t>IoT Development Environment Program (</w:t>
+      </w:r>
+      <w:proofErr w:type="spellStart"/>
+      <w:r>
+        <w:rPr>
+          <w:b/>
+          <w:bCs/>
+        </w:rPr>
+        <w:t>Mac@Bosch</w:t>
+      </w:r>
+      <w:proofErr w:type="spellEnd"/>
+      <w:r>
+        <w:rPr>
+          <w:b/>
+          <w:bCs/>
+        </w:rPr>
+        <w:t>)</w:t>
       </w:r>
     </w:p>
     <w:p>
@@ -1048,7 +1094,7 @@
         <w:ind w:hanging="218"/>
       </w:pPr>
       <w:r>
-        <w:t>Executed rollout of macOS development environment as managed service for IoT and software developers</w:t>
+        <w:t>Executed rollout of macOS development environment as a managed service for IoT and software developers, including standardized configuration, automated provisioning, and security compliance</w:t>
       </w:r>
     </w:p>
     <w:p>
@@ -1060,7 +1106,7 @@
         <w:ind w:hanging="218"/>
       </w:pPr>
       <w:r>
-        <w:t>Increased developer satisfaction and efficiency by introducing modern development platforms • Managed end-to-end deployment including service portal integration and procurement processes Additional Achievements:</w:t>
+        <w:t>Increased developer satisfaction and efficiency by introducing modern development platforms</w:t>
       </w:r>
     </w:p>
     <w:p>
@@ -1072,7 +1118,7 @@
         <w:ind w:hanging="218"/>
       </w:pPr>
       <w:r>
-        <w:t>Coached and stabilized agile practices across 20+ teams; trained new Scrum Masters and Product Owners</w:t>
+        <w:t>Managed end-to-end deployment including service portal integration and procurement processes</w:t>
       </w:r>
     </w:p>
     <w:p>
@@ -1084,6 +1130,18 @@
         <w:ind w:hanging="218"/>
       </w:pPr>
       <w:r>
+        <w:t>Coached and stabilized agile and DevOps practices across 20+ teams; trained new Scrum Masters and Product Owners</w:t>
+      </w:r>
+    </w:p>
+    <w:p>
+      <w:pPr>
+        <w:numPr>
+          <w:ilvl w:val="0"/>
+          <w:numId w:val="5"/>
+        </w:numPr>
+        <w:ind w:hanging="218"/>
+      </w:pPr>
+      <w:r>
         <w:t>Established vibrant agile co-learning community with monthly meetups</w:t>
       </w:r>
     </w:p>
@@ -1096,7 +1154,7 @@
         <w:ind w:hanging="218"/>
       </w:pPr>
       <w:r>
-        <w:t>Mentored project managers and agile practitioners across organization</w:t>
+        <w:t>Mentored project managers and agile practitioners across the organization; contributed to PMO standards, delivery governance, and project management best practices</w:t>
       </w:r>
     </w:p>
     <w:p>
@@ -1140,7 +1198,7 @@
         <w:rPr>
           <w:i/>
         </w:rPr>
-        <w:t xml:space="preserve">Senior Program Manager - Connected Cars </w:t>
+        <w:t xml:space="preserve">Technology Delivery Lead – Connected Cars (Senior Program Manager) </w:t>
       </w:r>
       <w:r>
         <w:t>| Jun 2018 – Dec 2018</w:t>
@@ -1155,7 +1213,7 @@
         <w:ind w:hanging="218"/>
       </w:pPr>
       <w:r>
-        <w:t>Led Connected Cars program including Mercedes Me portal, mobile app, and remote vehicle control functionalities</w:t>
+        <w:t>Led technical delivery of Connected Cars program including Mercedes Me portal, mobile app, and remote vehicle control functionalities (cloud backend and vehicle-to-cloud integration)</w:t>
       </w:r>
     </w:p>
     <w:p>
@@ -1167,7 +1225,7 @@
         <w:ind w:hanging="218"/>
       </w:pPr>
       <w:r>
-        <w:t>Managed rollout of Mercedes Connected Car platform to Indian market</w:t>
+        <w:t>Drove rollout of Mercedes Connected Car platform to the Indian market, covering backend deployment, integration, and release readiness</w:t>
       </w:r>
     </w:p>
     <w:p>
@@ -1179,7 +1237,7 @@
         <w:ind w:hanging="218"/>
       </w:pPr>
       <w:r>
-        <w:t>Built and coached agile development teams while implementing test automation and DevOps practices</w:t>
+        <w:t>Built and coached agile development teams while implementing test automation, CI/CD, and DevOps practices</w:t>
       </w:r>
     </w:p>
     <w:p>
@@ -1192,7 +1250,7 @@
         <w:ind w:hanging="218"/>
       </w:pPr>
       <w:r>
-        <w:t>Coordinated cross-functional teams ensuring timely delivery of customer-facing digital products</w:t>
+        <w:t>Coordinated cross-functional engineering teams ensuring timely delivery of customer-facing digital products</w:t>
       </w:r>
     </w:p>
     <w:p>
@@ -1223,7 +1281,7 @@
         <w:rPr>
           <w:i/>
         </w:rPr>
-        <w:t xml:space="preserve">Senior Program Manager - IoT Practice &amp; Competency Lead </w:t>
+        <w:t xml:space="preserve">Technology Delivery Lead – IoT Practice &amp; Competency Lead (Senior Program Manager) </w:t>
       </w:r>
       <w:r>
         <w:t>| Apr 2014 – Jun 2018</w:t>
@@ -1234,7 +1292,43 @@
         <w:ind w:left="-5"/>
       </w:pPr>
       <w:r>
-        <w:t>Led enterprise IoT practice development and agile transformation initiatives across Industry 4.0 solutions in eMobility, manufacturing, retail, and energy sectors. Key Achievements:</w:t>
+        <w:t xml:space="preserve">Led enterprise IoT practice development and agile transformation, architecting Industry 4.0 solutions across </w:t>
+      </w:r>
+      <w:proofErr w:type="spellStart"/>
+      <w:r>
+        <w:t>eMobility</w:t>
+      </w:r>
+      <w:proofErr w:type="spellEnd"/>
+      <w:r>
+        <w:t xml:space="preserve">, </w:t>
+      </w:r>
+      <w:r>
+        <w:t>M</w:t>
+      </w:r>
+      <w:r>
+        <w:t xml:space="preserve">anufacturing, </w:t>
+      </w:r>
+      <w:r>
+        <w:t>R</w:t>
+      </w:r>
+      <w:r>
+        <w:t xml:space="preserve">etail, and energy sectors. </w:t>
+      </w:r>
+    </w:p>
+    <w:p>
+      <w:pPr>
+        <w:ind w:left="-5"/>
+        <w:rPr>
+          <w:b/>
+          <w:bCs/>
+        </w:rPr>
+      </w:pPr>
+      <w:r>
+        <w:rPr>
+          <w:b/>
+          <w:bCs/>
+        </w:rPr>
+        <w:t>Key Achievements:</w:t>
       </w:r>
     </w:p>
     <w:p>
@@ -1246,7 +1340,7 @@
         <w:ind w:hanging="218"/>
       </w:pPr>
       <w:r>
-        <w:t>Managed IoT platform development and multiple Industry 4.0 solution implementations</w:t>
+        <w:t>Architected and delivered IoT platform and multiple Industry 4.0 solutions, from device connectivity to cloud analytics</w:t>
       </w:r>
     </w:p>
     <w:p>
@@ -1258,8 +1352,7 @@
         <w:ind w:hanging="218"/>
       </w:pPr>
       <w:r>
-        <w:lastRenderedPageBreak/>
-        <w:t>Built IoT Energy Analytics platform processing real-time data from connected devices</w:t>
+        <w:t>Built IoT Energy Analytics platform processing real-time streaming data from connected devices</w:t>
       </w:r>
     </w:p>
     <w:p>
@@ -1271,7 +1364,7 @@
         <w:ind w:hanging="218"/>
       </w:pPr>
       <w:r>
-        <w:t>Established competence center for Industry 4.0 technologies and methodologies</w:t>
+        <w:t>Established competence center for Industry 4.0 technologies, defining reference architectures and technical standards</w:t>
       </w:r>
     </w:p>
     <w:p>
@@ -1283,7 +1376,7 @@
         <w:ind w:hanging="218"/>
       </w:pPr>
       <w:r>
-        <w:t>Enabled cloud solutions for smart cities and IoT products across diverse sectors</w:t>
+        <w:t>Designed and enabled cloud-based solutions for smart cities and IoT products across diverse sectors</w:t>
       </w:r>
     </w:p>
     <w:p>
@@ -1295,7 +1388,7 @@
         <w:ind w:hanging="218"/>
       </w:pPr>
       <w:r>
-        <w:t>Developed big data processing platforms integrated with IoT solutions</w:t>
+        <w:t>Developed big data processing and analytics platforms integrated with IoT data streams</w:t>
       </w:r>
     </w:p>
     <w:p>
@@ -1366,7 +1459,7 @@
         <w:ind w:hanging="218"/>
       </w:pPr>
       <w:r>
-        <w:t>Led cross-departmental integration projects within Diesel Systems division</w:t>
+        <w:t>Led cross-departmental systems integration projects within Diesel Systems division</w:t>
       </w:r>
     </w:p>
     <w:p>
@@ -1390,7 +1483,7 @@
         <w:ind w:hanging="218"/>
       </w:pPr>
       <w:r>
-        <w:t>Identified business process and system integration opportunities across IT landscape</w:t>
+        <w:t>Identified business process and system integration opportunities, defining interface and data-flow requirements across the IT landscape</w:t>
       </w:r>
     </w:p>
     <w:p>
@@ -1402,7 +1495,10 @@
         <w:ind w:hanging="218"/>
       </w:pPr>
       <w:r>
-        <w:t>Facilitated change management strategies and trained staff on new integrated systems</w:t>
+        <w:t>Facilitated</w:t>
+      </w:r>
+      <w:r>
+        <w:t xml:space="preserve"> management strategies and trained staff on new integrated systems</w:t>
       </w:r>
     </w:p>
     <w:p>
@@ -1439,6 +1535,22 @@
           <w:b/>
           <w:bCs/>
         </w:rPr>
+        <w:br/>
+      </w:r>
+      <w:r>
+        <w:rPr>
+          <w:b/>
+          <w:bCs/>
+        </w:rPr>
+        <w:br/>
+      </w:r>
+      <w:r>
+        <w:rPr>
+          <w:b/>
+          <w:bCs/>
+        </w:rPr>
+        <w:lastRenderedPageBreak/>
+        <w:br/>
         <w:t>Bosch Global Software Technologies Private Limited | Bangalore, India</w:t>
       </w:r>
     </w:p>
@@ -1452,7 +1564,7 @@
         <w:rPr>
           <w:i/>
         </w:rPr>
-        <w:t xml:space="preserve">Project Manager - Enterprise Applications </w:t>
+        <w:t xml:space="preserve">Project Manager &amp; Technical Lead - Enterprise Applications </w:t>
       </w:r>
       <w:r>
         <w:t>| Jun 2007 – May 2012</w:t>
@@ -1467,7 +1579,7 @@
         <w:ind w:hanging="218"/>
       </w:pPr>
       <w:r>
-        <w:t>Managed enterprise portal platform development serving as front-end for Bosch Global Networks</w:t>
+        <w:t>Led development of enterprise portal platform serving as front-end for Bosch Global Networks</w:t>
       </w:r>
     </w:p>
     <w:p>
@@ -1479,7 +1591,7 @@
         <w:ind w:hanging="218"/>
       </w:pPr>
       <w:r>
-        <w:t>Led Management Information Systems project supporting HR, financial, logistics, and quality management modules</w:t>
+        <w:t>Led Management Information Systems project supporting HR, financial, logistics, and quality management modules, including data integration and reporting</w:t>
       </w:r>
     </w:p>
     <w:p>
@@ -1491,7 +1603,7 @@
         <w:ind w:hanging="218"/>
       </w:pPr>
       <w:r>
-        <w:t>Served as Technical Lead for Workflow Management Platform implementing 45+ business processes globally</w:t>
+        <w:t>Served as Technical Lead for Workflow Management Platform, driving architecture and implementation of 45+ business processes globally</w:t>
       </w:r>
     </w:p>
     <w:p>
@@ -1504,7 +1616,7 @@
         <w:ind w:hanging="218"/>
       </w:pPr>
       <w:r>
-        <w:t>Managed Invoice Processing Solution (FAST) providing end-to-end financial document processing services</w:t>
+        <w:t>Delivered Invoice Processing Solution (FAST) providing end-to-end financial document processing services</w:t>
       </w:r>
     </w:p>
     <w:p>
@@ -1634,6 +1746,18 @@
       <w:r>
         <w:t>Bachelor of Engineering (B.E) in Computer Science &amp; Engineering | Bharathidasan University, India | 2001</w:t>
       </w:r>
+      <w:r>
+        <w:br/>
+        <w:t>Diploma in Computer Technology (</w:t>
+      </w:r>
+      <w:proofErr w:type="spellStart"/>
+      <w:r>
+        <w:t>D.C.Tech</w:t>
+      </w:r>
+      <w:proofErr w:type="spellEnd"/>
+      <w:r>
+        <w:t>) | Department of Technical Education | 1998</w:t>
+      </w:r>
     </w:p>
     <w:p>
       <w:pPr>
@@ -1783,7 +1907,10 @@
         <w:ind w:hanging="218"/>
       </w:pPr>
       <w:r>
-        <w:t>Scaled Agile Framework (SAFe) Certified Agilist</w:t>
+        <w:t>AWS Certified AI Practitioner</w:t>
+      </w:r>
+      <w:r>
+        <w:t xml:space="preserve"> (AIF-C01)</w:t>
       </w:r>
     </w:p>
     <w:p>
@@ -1795,6 +1922,26 @@
         <w:ind w:hanging="218"/>
       </w:pPr>
       <w:r>
+        <w:t>Scaled Agile Framework (</w:t>
+      </w:r>
+      <w:proofErr w:type="spellStart"/>
+      <w:r>
+        <w:t>SAFe</w:t>
+      </w:r>
+      <w:proofErr w:type="spellEnd"/>
+      <w:r>
+        <w:t>) Certified Agilist</w:t>
+      </w:r>
+    </w:p>
+    <w:p>
+      <w:pPr>
+        <w:numPr>
+          <w:ilvl w:val="0"/>
+          <w:numId w:val="6"/>
+        </w:numPr>
+        <w:ind w:hanging="218"/>
+      </w:pPr>
+      <w:r>
         <w:t>Certified Product Manager (Lean Product Management)</w:t>
       </w:r>
     </w:p>
@@ -1807,10 +1954,19 @@
         <w:ind w:hanging="218"/>
       </w:pPr>
       <w:r>
-        <w:t>Agile Enterprise Coach</w:t>
-      </w:r>
-      <w:r>
-        <w:t xml:space="preserve"> (ICP-ENT)</w:t>
+        <w:t>Agile Enterprise Coach (ICP-ENT)</w:t>
+      </w:r>
+    </w:p>
+    <w:p>
+      <w:pPr>
+        <w:numPr>
+          <w:ilvl w:val="0"/>
+          <w:numId w:val="6"/>
+        </w:numPr>
+        <w:ind w:hanging="218"/>
+      </w:pPr>
+      <w:r>
+        <w:t xml:space="preserve">Lean Product Management </w:t>
       </w:r>
     </w:p>
     <w:p>
@@ -1941,7 +2097,15 @@
         <w:t>Methodologies:</w:t>
       </w:r>
       <w:r>
-        <w:t xml:space="preserve"> Agile/Scrum, SAFe, Waterfall, DevOps, Lean Product Management</w:t>
+        <w:t xml:space="preserve"> Agile/Scrum, </w:t>
+      </w:r>
+      <w:proofErr w:type="spellStart"/>
+      <w:r>
+        <w:t>SAFe</w:t>
+      </w:r>
+      <w:proofErr w:type="spellEnd"/>
+      <w:r>
+        <w:t>, DevOps, CI/CD, PMO Governance, Portfolio Management, Lean Product Management, Waterfall</w:t>
       </w:r>
     </w:p>
     <w:p>
@@ -1953,19 +2117,10 @@
           <w:b/>
           <w:bCs/>
         </w:rPr>
-        <w:t>Platforms &amp; Technologies:</w:t>
-      </w:r>
-      <w:r>
-        <w:t xml:space="preserve"> SAP S/4HANA, Cloud</w:t>
-      </w:r>
-      <w:r>
-        <w:t>ification</w:t>
-      </w:r>
-      <w:r>
-        <w:t xml:space="preserve">, Big Data Analytics, IoT/IIoT Platforms, </w:t>
-      </w:r>
-      <w:r>
-        <w:t>Portals.</w:t>
+        <w:t>Architecture &amp; Engineering:</w:t>
+      </w:r>
+      <w:r>
+        <w:t xml:space="preserve"> Solution &amp; Enterprise Architecture, System Integration, API Design, Data Pipelines, Cloud-Native Design, Test Automation, Technical Governance</w:t>
       </w:r>
     </w:p>
     <w:p>
@@ -1977,16 +2132,25 @@
           <w:b/>
           <w:bCs/>
         </w:rPr>
+        <w:t>Platforms &amp; Technologies:</w:t>
+      </w:r>
+      <w:r>
+        <w:t xml:space="preserve"> SAP S/4HANA, Cloud Platforms &amp; Cloudification, Big Data Analytics, Machine Learning, GenAI/LLM Applications, IoT/IIoT Platforms, Enterprise Portals</w:t>
+      </w:r>
+    </w:p>
+    <w:p>
+      <w:pPr>
+        <w:ind w:left="-5"/>
+      </w:pPr>
+      <w:r>
+        <w:rPr>
+          <w:b/>
+          <w:bCs/>
+        </w:rPr>
         <w:t>Domains:</w:t>
       </w:r>
       <w:r>
-        <w:t xml:space="preserve"> IT Security &amp; Compliance, Data Privacy, Digital Transformation, </w:t>
-      </w:r>
-      <w:r>
-        <w:t>IoT, I4.0</w:t>
-      </w:r>
-      <w:r>
-        <w:t>, Connected Devices</w:t>
+        <w:t xml:space="preserve"> IT Security &amp; Compliance, Data Privacy, Digital Transformation, IoT, Industry 4.0, Connected Devices</w:t>
       </w:r>
     </w:p>
     <w:p>
@@ -2086,8 +2250,8 @@
           </mc:Choice>
           <mc:Fallback>
             <w:pict>
-              <v:group w14:anchorId="1260A036" id="Group 1484570409" o:spid="_x0000_s1026" style="width:487.3pt;height:.4pt;mso-position-horizontal-relative:char;mso-position-vertical-relative:line" coordsize="61884,50" o:gfxdata="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">
-                <v:shape id="Shape 196" o:spid="_x0000_s1027" style="position:absolute;width:61884;height:0;visibility:visible;mso-wrap-style:square;v-text-anchor:top" coordsize="6188405,0" o:gfxdata="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" path="m,l6188405,e" filled="f" strokecolor="#036" strokeweight=".14042mm">
+              <v:group w14:anchorId="1260A036" id="Group 1484570409" o:spid="_x0000_s1026" style="width:487.3pt;height:.4pt;mso-position-horizontal-relative:char;mso-position-vertical-relative:line" coordsize="61884,50" o:gfxdata="UEsDBBQABgAIAAAAIQC2gziS/gAAAOEBAAATAAAAW0NvbnRlbnRfVHlwZXNdLnhtbJSRQU7DMBBF 90jcwfIWJU67QAgl6YK0S0CoHGBkTxKLZGx5TGhvj5O2G0SRWNoz/78nu9wcxkFMGNg6quQqL6RA 0s5Y6ir5vt9lD1JwBDIwOMJKHpHlpr69KfdHjyxSmriSfYz+USnWPY7AufNIadK6MEJMx9ApD/oD OlTrorhX2lFEilmcO2RdNtjC5xDF9pCuTyYBB5bi6bQ4syoJ3g9WQ0ymaiLzg5KdCXlKLjvcW893 SUOqXwnz5DrgnHtJTxOsQfEKIT7DmDSUCaxw7Rqn8787ZsmRM9e2VmPeBN4uqYvTtW7jvijg9N/y JsXecLq0q+WD6m8AAAD//wMAUEsDBBQABgAIAAAAIQA4/SH/1gAAAJQBAAALAAAAX3JlbHMvLnJl bHOkkMFqwzAMhu+DvYPRfXGawxijTi+j0GvpHsDYimMaW0Yy2fr2M4PBMnrbUb/Q94l/f/hMi1qR JVI2sOt6UJgd+ZiDgffL8ekFlFSbvV0oo4EbChzGx4f9GRdb25HMsYhqlCwG5lrLq9biZkxWOiqY 22YiTra2kYMu1l1tQD30/bPm3wwYN0x18gb45AdQl1tp5j/sFB2T0FQ7R0nTNEV3j6o9feQzro1i OWA14Fm+Q8a1a8+Bvu/d/dMb2JY5uiPbhG/ktn4cqGU/er3pcvwCAAD//wMAUEsDBBQABgAIAAAA IQAVcjPGXAIAALAFAAAOAAAAZHJzL2Uyb0RvYy54bWykVE1v2zAMvQ/YfxB8X22nTZoacXpYt1yG rWi7H6DIkm1AX5CUOPn3o+iPZOnQQ3axKYl8fHyiuHo8KEn23PnW6DLJb7KEcM1M1eq6TH6/ff+y TIgPVFdUGs3L5Mh98rj+/GnV2YLPTGNkxR0BEO2LzpZJE4It0tSzhivqb4zlGg6FcYoGWLo6rRzt AF3JdJZli7QzrrLOMO497D71h8ka8YXgLPwSwvNAZJkAt4Bfh99t/KbrFS1qR23TsoEGvYKFoq2G pBPUEw2U7Fz7Dkq1zBlvRLhhRqVGiJZxrAGqybOLajbO7CzWUhddbSeZQNoLna6GZT/3G2df7bMD JTpbgxa4irUchFPxDyzJASU7TpLxQyAMNhf5cnmXzRPC4Gyezee9oqwB2d8FsebbR2HpmDL9i0hn oTX8qXr/f9W/NtRyFNUXUP2zI21VJvd3s3m+zB+gXTVV0KjoRvKHRSwoUgDfSSZfeFDsKo2w5aZK acF2Pmy4QaHp/ocPfUdWo0Wb0WIHPZoO+vrDjrY0xLjIMJqkO91U3FNmz98MnoaLWwJqp1Opz72m ux7bAHx7DzBimvVqMDA12OfFSR1ZYIsQRuGpC0kDvhnVBpgBslUwQGb3WTZKJDUARul7sdEKR8kj b6lfuICbgxbMEcS7evtVOrKn8aVnt7cLvDmkCK4xRrRSTlHZv6Igd79PpW3ogBUbAGCGBGgPSBGU 45C5hGUDm37SwHuF2TPOG8CagpCW0WGK1zAlMeFZtdHcmuqIbxQFgeeA0uBYQEbDCItz53yNXqdB u/4DAAD//wMAUEsDBBQABgAIAAAAIQArKfe52wAAAAIBAAAPAAAAZHJzL2Rvd25yZXYueG1sTI9B a8JAEIXvhf6HZQq91U20tTbNRkTankRQC+JtzI5JMDsbsmsS/323vdTLwOM93vsmnQ+mFh21rrKs IB5FIIhzqysuFHzvPp9mIJxH1lhbJgVXcjDP7u9STLTteUPd1hcilLBLUEHpfZNI6fKSDLqRbYiD d7KtQR9kW0jdYh/KTS3HUTSVBisOCyU2tCwpP28vRsFXj/1iEn90q/NpeT3sXtb7VUxKPT4Mi3cQ ngb/H4Zf/IAOWWA62gtrJ2oF4RH/d4P39vo8BXFUMAOZpfIWPfsBAAD//wMAUEsBAi0AFAAGAAgA AAAhALaDOJL+AAAA4QEAABMAAAAAAAAAAAAAAAAAAAAAAFtDb250ZW50X1R5cGVzXS54bWxQSwEC LQAUAAYACAAAACEAOP0h/9YAAACUAQAACwAAAAAAAAAAAAAAAAAvAQAAX3JlbHMvLnJlbHNQSwEC LQAUAAYACAAAACEAFXIzxlwCAACwBQAADgAAAAAAAAAAAAAAAAAuAgAAZHJzL2Uyb0RvYy54bWxQ SwECLQAUAAYACAAAACEAKyn3udsAAAACAQAADwAAAAAAAAAAAAAAAAC2BAAAZHJzL2Rvd25yZXYu eG1sUEsFBgAAAAAEAAQA8wAAAL4FAAAAAA== ">
+                <v:shape id="Shape 196" o:spid="_x0000_s1027" style="position:absolute;width:61884;height:0;visibility:visible;mso-wrap-style:square;v-text-anchor:top" coordsize="6188405,0" o:gfxdata="UEsDBBQABgAIAAAAIQDb4fbL7gAAAIUBAAATAAAAW0NvbnRlbnRfVHlwZXNdLnhtbHyQz07DMAyH 70i8Q+QralM4IITa7kDhCAiNB7ASt43WOlEcyvb2pNu4IODoPz9/n1xv9vOkForiPDdwXVagiI23 jocG3rdPxR0oScgWJ8/UwIEENu3lRb09BBKV0ywNjCmFe63FjDSjlD4Q50nv44wpl3HQAc0OB9I3 VXWrjedEnIq03oC27qjHjympx31un0wiTQLq4bS4shrAECZnMGVTvbD9QSnOhDInjzsyuiBXWQP0 r4R18jfgnHvJr4nOknrFmJ5xzhraRtHWf3Kkpfz/yGo5S+H73hkquyhdjr3R8m2lj09svwAAAP// AwBQSwMEFAAGAAgAAAAhAFr0LFu/AAAAFQEAAAsAAABfcmVscy8ucmVsc2zPwWrDMAwG4Ptg72B0 X5TuUMaI01uh19I+gLGVxCy2jGSy9e1nemrHjpL4P0nD4SetZiPRyNnCruvBUPYcYp4tXC/Htw8w Wl0ObuVMFm6kcBhfX4Yzra62kC6xqGlKVgtLreUTUf1CyWnHhXKbTCzJ1VbKjMX5LzcTvvf9HuXR gPHJNKdgQU5hB+ZyK23zHztFL6w81c5zQp6m6P9TMfB3PtPWFCczVQtB9N4U2rp2HOA44NMz4y8A AAD//wMAUEsDBBQABgAIAAAAIQBBh0FzyAAAAOIAAAAPAAAAZHJzL2Rvd25yZXYueG1sRE/NSsNA EL4LvsMyghexmy0aa9ptkaJQD0J/fIAxOyap2dmY3bTx7Z2D4PHj+1+sRt+qE/WxCWzBTDJQxGVw DVcW3g8vtzNQMSE7bAOThR+KsFpeXiywcOHMOzrtU6UkhGOBFuqUukLrWNbkMU5CRyzcZ+g9JoF9 pV2PZwn3rZ5mWa49NiwNNXa0rqn82g9eSgaXv26Ozzcfh2Gdb0Myb99krL2+Gp/moBKN6V/85944 Cw9303szM4+yWS7JHdDLXwAAAP//AwBQSwECLQAUAAYACAAAACEA2+H2y+4AAACFAQAAEwAAAAAA AAAAAAAAAAAAAAAAW0NvbnRlbnRfVHlwZXNdLnhtbFBLAQItABQABgAIAAAAIQBa9CxbvwAAABUB AAALAAAAAAAAAAAAAAAAAB8BAABfcmVscy8ucmVsc1BLAQItABQABgAIAAAAIQBBh0FzyAAAAOIA AAAPAAAAAAAAAAAAAAAAAAcCAABkcnMvZG93bnJldi54bWxQSwUGAAAAAAMAAwC3AAAA/AIAAAAA " path="m,l6188405,e" filled="f" strokecolor="#036" strokeweight=".14042mm">
                   <v:stroke miterlimit="83231f" joinstyle="miter"/>
                   <v:path arrowok="t" textboxrect="0,0,6188405,0"/>
                 </v:shape>
@@ -2129,7 +2293,6 @@
         <w:ind w:left="-5"/>
       </w:pPr>
       <w:r>
-        <w:lastRenderedPageBreak/>
         <w:t>REFERENCES</w:t>
       </w:r>
     </w:p>
@@ -2216,8 +2379,8 @@
           </mc:Choice>
           <mc:Fallback>
             <w:pict>
-              <v:group w14:anchorId="05C7BA60" id="Group 423323069" o:spid="_x0000_s1026" style="width:487.3pt;height:.4pt;mso-position-horizontal-relative:char;mso-position-vertical-relative:line" coordsize="61884,50" o:gfxdata="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">
-                <v:shape id="Shape 196" o:spid="_x0000_s1027" style="position:absolute;width:61884;height:0;visibility:visible;mso-wrap-style:square;v-text-anchor:top" coordsize="6188405,0" o:gfxdata="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" path="m,l6188405,e" filled="f" strokecolor="#036" strokeweight=".14042mm">
+              <v:group w14:anchorId="05C7BA60" id="Group 423323069" o:spid="_x0000_s1026" style="width:487.3pt;height:.4pt;mso-position-horizontal-relative:char;mso-position-vertical-relative:line" coordsize="61884,50" o:gfxdata="UEsDBBQABgAIAAAAIQC2gziS/gAAAOEBAAATAAAAW0NvbnRlbnRfVHlwZXNdLnhtbJSRQU7DMBBF 90jcwfIWJU67QAgl6YK0S0CoHGBkTxKLZGx5TGhvj5O2G0SRWNoz/78nu9wcxkFMGNg6quQqL6RA 0s5Y6ir5vt9lD1JwBDIwOMJKHpHlpr69KfdHjyxSmriSfYz+USnWPY7AufNIadK6MEJMx9ApD/oD OlTrorhX2lFEilmcO2RdNtjC5xDF9pCuTyYBB5bi6bQ4syoJ3g9WQ0ymaiLzg5KdCXlKLjvcW893 SUOqXwnz5DrgnHtJTxOsQfEKIT7DmDSUCaxw7Rqn8787ZsmRM9e2VmPeBN4uqYvTtW7jvijg9N/y JsXecLq0q+WD6m8AAAD//wMAUEsDBBQABgAIAAAAIQA4/SH/1gAAAJQBAAALAAAAX3JlbHMvLnJl bHOkkMFqwzAMhu+DvYPRfXGawxijTi+j0GvpHsDYimMaW0Yy2fr2M4PBMnrbUb/Q94l/f/hMi1qR JVI2sOt6UJgd+ZiDgffL8ekFlFSbvV0oo4EbChzGx4f9GRdb25HMsYhqlCwG5lrLq9biZkxWOiqY 22YiTra2kYMu1l1tQD30/bPm3wwYN0x18gb45AdQl1tp5j/sFB2T0FQ7R0nTNEV3j6o9feQzro1i OWA14Fm+Q8a1a8+Bvu/d/dMb2JY5uiPbhG/ktn4cqGU/er3pcvwCAAD//wMAUEsDBBQABgAIAAAA IQDq/2o4XQIAALEFAAAOAAAAZHJzL2Uyb0RvYy54bWykVMmO2zAMvRfoPwi+N7aTZhkjyRw6bS5F O+hMP0CRJduANkhKnPx9KXpJminmkF5sSiIfH58orh9PSpIjd74xepPkkywhXDNTNrraJL9fv31a JcQHqksqjeab5Mx98rj9+GHd2oJPTW1kyR0BEO2L1m6SOgRbpKlnNVfUT4zlGg6FcYoGWLoqLR1t AV3JdJpli7Q1rrTOMO497D51h8kW8YXgLPwUwvNA5CYBbgG/Dr/7+E23a1pUjtq6YT0NegcLRRsN SUeoJxooObjmDZRqmDPeiDBhRqVGiIZxrAGqybObanbOHCzWUhVtZUeZQNobne6GZT+OO2df7LMD JVpbgRa4irWchFPxDyzJCSU7j5LxUyAMNhf5avU5myeEwdk8m887RVkNsr8JYvXX98LSIWX6F5HW Qmv4S/X+/6p/qanlKKovoPpnR5oSOvdhNlstl4t8lhBNFXQq+pH8YRErihzAedTJFx4ku0sk7Lmx VFqwgw87blBpevzuQ9eS5WDRerDYSQ+mg8Z+t6UtDTEuMowmaS9XFfeUOfJXg6fh5pqA2uVU6muv 8bKHPgDfzgOMmGa77g1MDfZ1cVJHFtgjhFF460LSgI9GNQGGgGwU3MN0mWWDRFIDYJS+ExutcJY8 8pb6FxdwddCDOYJ4V+2/SEeOND71bDZb4M0hRXCNMaKRcozK/hUFubt9Km1Ne6zYAADTJ0C7R4qg HKfMLSzr2XSjBh4sDJ9h4ADWGIS0jA5jvIYxiQmvqo3m3pRnfKQoCLwHlAbnAjLqZ1gcPNdr9LpM 2u0fAAAA//8DAFBLAwQUAAYACAAAACEAKyn3udsAAAACAQAADwAAAGRycy9kb3ducmV2LnhtbEyP QWvCQBCF74X+h2UKvdVNtLU2zUZE2p5EUAvibcyOSTA7G7JrEv99t73Uy8DjPd77Jp0PphYdta6y rCAeRSCIc6srLhR87z6fZiCcR9ZYWyYFV3Iwz+7vUky07XlD3dYXIpSwS1BB6X2TSOnykgy6kW2I g3eyrUEfZFtI3WIfyk0tx1E0lQYrDgslNrQsKT9vL0bBV4/9YhJ/dKvzaXk97F7W+1VMSj0+DIt3 EJ4G/x+GX/yADllgOtoLaydqBeER/3eD9/b6PAVxVDADmaXyFj37AQAA//8DAFBLAQItABQABgAI AAAAIQC2gziS/gAAAOEBAAATAAAAAAAAAAAAAAAAAAAAAABbQ29udGVudF9UeXBlc10ueG1sUEsB Ai0AFAAGAAgAAAAhADj9If/WAAAAlAEAAAsAAAAAAAAAAAAAAAAALwEAAF9yZWxzLy5yZWxzUEsB Ai0AFAAGAAgAAAAhAOr/ajhdAgAAsQUAAA4AAAAAAAAAAAAAAAAALgIAAGRycy9lMm9Eb2MueG1s UEsBAi0AFAAGAAgAAAAhACsp97nbAAAAAgEAAA8AAAAAAAAAAAAAAAAAtwQAAGRycy9kb3ducmV2 LnhtbFBLBQYAAAAABAAEAPMAAAC/BQAAAAA= ">
+                <v:shape id="Shape 196" o:spid="_x0000_s1027" style="position:absolute;width:61884;height:0;visibility:visible;mso-wrap-style:square;v-text-anchor:top" coordsize="6188405,0" o:gfxdata="UEsDBBQABgAIAAAAIQDb4fbL7gAAAIUBAAATAAAAW0NvbnRlbnRfVHlwZXNdLnhtbHyQz07DMAyH 70i8Q+QralM4IITa7kDhCAiNB7ASt43WOlEcyvb2pNu4IODoPz9/n1xv9vOkForiPDdwXVagiI23 jocG3rdPxR0oScgWJ8/UwIEENu3lRb09BBKV0ywNjCmFe63FjDSjlD4Q50nv44wpl3HQAc0OB9I3 VXWrjedEnIq03oC27qjHjympx31un0wiTQLq4bS4shrAECZnMGVTvbD9QSnOhDInjzsyuiBXWQP0 r4R18jfgnHvJr4nOknrFmJ5xzhraRtHWf3Kkpfz/yGo5S+H73hkquyhdjr3R8m2lj09svwAAAP// AwBQSwMEFAAGAAgAAAAhAFr0LFu/AAAAFQEAAAsAAABfcmVscy8ucmVsc2zPwWrDMAwG4Ptg72B0 X5TuUMaI01uh19I+gLGVxCy2jGSy9e1nemrHjpL4P0nD4SetZiPRyNnCruvBUPYcYp4tXC/Htw8w Wl0ObuVMFm6kcBhfX4Yzra62kC6xqGlKVgtLreUTUf1CyWnHhXKbTCzJ1VbKjMX5LzcTvvf9HuXR gPHJNKdgQU5hB+ZyK23zHztFL6w81c5zQp6m6P9TMfB3PtPWFCczVQtB9N4U2rp2HOA44NMz4y8A AAD//wMAUEsDBBQABgAIAAAAIQB/zFhxzAAAAOMAAAAPAAAAZHJzL2Rvd25yZXYueG1sRI/dasJA EIXvC77DMkJvSt2kgWijq4i0YC8K/vQBptkxiWZnY3aj6du7QsHLmXPmfGdmi97U4kKtqywriEcR COLc6ooLBT/7z9cJCOeRNdaWScEfOVjMB08zzLS98pYuO1+IEMIuQwWl900mpctLMuhGtiEO2sG2 Bn0Y20LqFq8h3NTyLYpSabDiQCixoVVJ+WnXmQDpdPq1Pn68/O67VbqxPv4+U6zU87BfTkF46v3D /H+91qH+e5JMxuM0TuD+U1iAnN8AAAD//wMAUEsBAi0AFAAGAAgAAAAhANvh9svuAAAAhQEAABMA AAAAAAAAAAAAAAAAAAAAAFtDb250ZW50X1R5cGVzXS54bWxQSwECLQAUAAYACAAAACEAWvQsW78A AAAVAQAACwAAAAAAAAAAAAAAAAAfAQAAX3JlbHMvLnJlbHNQSwECLQAUAAYACAAAACEAf8xYccwA AADjAAAADwAAAAAAAAAAAAAAAAAHAgAAZHJzL2Rvd25yZXYueG1sUEsFBgAAAAADAAMAtwAAAAAD AAAAAA== " path="m,l6188405,e" filled="f" strokecolor="#036" strokeweight=".14042mm">
                   <v:stroke miterlimit="83231f" joinstyle="miter"/>
                   <v:path arrowok="t" textboxrect="0,0,6188405,0"/>
                 </v:shape>
@@ -2233,13 +2396,7 @@
         <w:ind w:left="-5"/>
       </w:pPr>
       <w:r>
-        <w:t>Available upon request. Previous supervisors and clients in Germany</w:t>
-      </w:r>
-      <w:r>
-        <w:t xml:space="preserve">, Singapore and India </w:t>
-      </w:r>
-      <w:r>
-        <w:t>are happy to provide references.</w:t>
+        <w:t>Available upon request. Previous supervisors and clients in Germany, Singapore and India are happy to provide references.</w:t>
       </w:r>
     </w:p>
     <w:sectPr>
